--- a/Quiz Bilan du CNRD 2021-2026 An 68 - Questionnaire et Corrige.docx
+++ b/Quiz Bilan du CNRD 2021-2026 An 68 - Questionnaire et Corrige.docx
@@ -14347,7 +14347,7 @@
         <w:color w:val="9AA3AE"/>
         <w:sz w:val="15"/>
       </w:rPr>
-      <w:t>Semaine de l'Indépendance · An 68 · République de Guinée · Quiz Bilan du CNRD 2021-2026</w:t>
+      <w:t>Semaine de la Fête Nationale · An 68 · République de Guinée · Quiz Bilan du CNRD 2021-2026</w:t>
     </w:r>
   </w:p>
 </w:ftr>
